--- a/db/Construction Management Databases.docx
+++ b/db/Construction Management Databases.docx
@@ -991,6 +991,67 @@
                 <w:sz w:val="28"/>
                 <w:szCs w:val="28"/>
               </w:rPr>
+              <w:t>Company</w:t>
+            </w:r>
+          </w:p>
+        </w:tc>
+        <w:tc>
+          <w:tcPr>
+            <w:tcW w:w="3135" w:type="dxa"/>
+          </w:tcPr>
+          <w:p>
+            <w:pPr>
+              <w:pStyle w:val="ListParagraph"/>
+              <w:ind w:left="0"/>
+              <w:rPr>
+                <w:sz w:val="28"/>
+                <w:szCs w:val="28"/>
+              </w:rPr>
+            </w:pPr>
+            <w:r>
+              <w:rPr>
+                <w:sz w:val="28"/>
+                <w:szCs w:val="28"/>
+              </w:rPr>
+              <w:t>varchar</w:t>
+            </w:r>
+          </w:p>
+        </w:tc>
+        <w:tc>
+          <w:tcPr>
+            <w:tcW w:w="3077" w:type="dxa"/>
+          </w:tcPr>
+          <w:p>
+            <w:pPr>
+              <w:pStyle w:val="ListParagraph"/>
+              <w:ind w:left="0"/>
+              <w:rPr>
+                <w:sz w:val="28"/>
+                <w:szCs w:val="28"/>
+              </w:rPr>
+            </w:pPr>
+          </w:p>
+        </w:tc>
+      </w:tr>
+      <w:tr>
+        <w:tc>
+          <w:tcPr>
+            <w:tcW w:w="3138" w:type="dxa"/>
+          </w:tcPr>
+          <w:p>
+            <w:pPr>
+              <w:pStyle w:val="ListParagraph"/>
+              <w:ind w:left="0"/>
+              <w:rPr>
+                <w:sz w:val="28"/>
+                <w:szCs w:val="28"/>
+              </w:rPr>
+            </w:pPr>
+            <w:r>
+              <w:rPr>
+                <w:sz w:val="28"/>
+                <w:szCs w:val="28"/>
+              </w:rPr>
               <w:t xml:space="preserve">Phone </w:t>
             </w:r>
           </w:p>
@@ -1174,8 +1235,141 @@
                 <w:sz w:val="28"/>
                 <w:szCs w:val="28"/>
               </w:rPr>
+              <w:t>Type</w:t>
+            </w:r>
+          </w:p>
+        </w:tc>
+        <w:tc>
+          <w:tcPr>
+            <w:tcW w:w="3135" w:type="dxa"/>
+          </w:tcPr>
+          <w:p>
+            <w:pPr>
+              <w:pStyle w:val="ListParagraph"/>
+              <w:ind w:left="0"/>
+              <w:rPr>
+                <w:sz w:val="28"/>
+                <w:szCs w:val="28"/>
+              </w:rPr>
+            </w:pPr>
+            <w:r>
+              <w:rPr>
+                <w:sz w:val="28"/>
+                <w:szCs w:val="28"/>
+              </w:rPr>
+              <w:t>varchar</w:t>
+            </w:r>
+          </w:p>
+        </w:tc>
+        <w:tc>
+          <w:tcPr>
+            <w:tcW w:w="3077" w:type="dxa"/>
+          </w:tcPr>
+          <w:p>
+            <w:pPr>
+              <w:pStyle w:val="ListParagraph"/>
+              <w:ind w:left="0"/>
+              <w:rPr>
+                <w:sz w:val="28"/>
+                <w:szCs w:val="28"/>
+              </w:rPr>
+            </w:pPr>
+          </w:p>
+        </w:tc>
+      </w:tr>
+      <w:tr>
+        <w:tc>
+          <w:tcPr>
+            <w:tcW w:w="3138" w:type="dxa"/>
+          </w:tcPr>
+          <w:p>
+            <w:pPr>
+              <w:pStyle w:val="ListParagraph"/>
+              <w:ind w:left="0"/>
+              <w:rPr>
+                <w:sz w:val="28"/>
+                <w:szCs w:val="28"/>
+              </w:rPr>
+            </w:pPr>
+            <w:r>
+              <w:rPr>
+                <w:sz w:val="28"/>
+                <w:szCs w:val="28"/>
+              </w:rPr>
+              <w:t>Status</w:t>
+            </w:r>
+          </w:p>
+        </w:tc>
+        <w:tc>
+          <w:tcPr>
+            <w:tcW w:w="3135" w:type="dxa"/>
+          </w:tcPr>
+          <w:p>
+            <w:pPr>
+              <w:pStyle w:val="ListParagraph"/>
+              <w:ind w:left="0"/>
+              <w:rPr>
+                <w:sz w:val="28"/>
+                <w:szCs w:val="28"/>
+              </w:rPr>
+            </w:pPr>
+            <w:r>
+              <w:rPr>
+                <w:sz w:val="28"/>
+                <w:szCs w:val="28"/>
+              </w:rPr>
+              <w:t>Int</w:t>
+            </w:r>
+          </w:p>
+        </w:tc>
+        <w:tc>
+          <w:tcPr>
+            <w:tcW w:w="3077" w:type="dxa"/>
+          </w:tcPr>
+          <w:p>
+            <w:pPr>
+              <w:pStyle w:val="ListParagraph"/>
+              <w:ind w:left="0"/>
+              <w:rPr>
+                <w:sz w:val="28"/>
+                <w:szCs w:val="28"/>
+              </w:rPr>
+            </w:pPr>
+            <w:r>
+              <w:rPr>
+                <w:sz w:val="28"/>
+                <w:szCs w:val="28"/>
+              </w:rPr>
+              <w:t>comment</w:t>
+            </w:r>
+            <w:bookmarkStart w:id="0" w:name="_GoBack"/>
+            <w:bookmarkEnd w:id="0"/>
+          </w:p>
+        </w:tc>
+      </w:tr>
+      <w:tr>
+        <w:tc>
+          <w:tcPr>
+            <w:tcW w:w="3138" w:type="dxa"/>
+          </w:tcPr>
+          <w:p>
+            <w:pPr>
+              <w:pStyle w:val="ListParagraph"/>
+              <w:ind w:left="0"/>
+              <w:rPr>
+                <w:sz w:val="28"/>
+                <w:szCs w:val="28"/>
+              </w:rPr>
+            </w:pPr>
+            <w:proofErr w:type="spellStart"/>
+            <w:r>
+              <w:rPr>
+                <w:sz w:val="28"/>
+                <w:szCs w:val="28"/>
+              </w:rPr>
               <w:t>Created_at</w:t>
             </w:r>
+            <w:proofErr w:type="spellEnd"/>
           </w:p>
         </w:tc>
         <w:tc>
@@ -1805,8 +1999,6 @@
               </w:rPr>
               <w:t xml:space="preserve">Decimal </w:t>
             </w:r>
-            <w:bookmarkStart w:id="0" w:name="_GoBack"/>
-            <w:bookmarkEnd w:id="0"/>
           </w:p>
         </w:tc>
         <w:tc>
@@ -1845,6 +2037,7 @@
                 <w:sz w:val="28"/>
                 <w:szCs w:val="28"/>
               </w:rPr>
+              <w:lastRenderedPageBreak/>
               <w:t>Start_date</w:t>
             </w:r>
             <w:proofErr w:type="spellEnd"/>
@@ -2038,7 +2231,6 @@
                 <w:sz w:val="28"/>
                 <w:szCs w:val="28"/>
               </w:rPr>
-              <w:lastRenderedPageBreak/>
               <w:t>Created_at</w:t>
             </w:r>
           </w:p>
@@ -3941,6 +4133,7 @@
                 <w:sz w:val="28"/>
                 <w:szCs w:val="28"/>
               </w:rPr>
+              <w:lastRenderedPageBreak/>
               <w:t>Title</w:t>
             </w:r>
           </w:p>
@@ -4126,7 +4319,6 @@
                 <w:sz w:val="28"/>
                 <w:szCs w:val="28"/>
               </w:rPr>
-              <w:lastRenderedPageBreak/>
               <w:t>Deadline</w:t>
             </w:r>
           </w:p>
@@ -6105,6 +6297,7 @@
                 <w:sz w:val="28"/>
                 <w:szCs w:val="28"/>
               </w:rPr>
+              <w:lastRenderedPageBreak/>
               <w:t>Email</w:t>
             </w:r>
           </w:p>
@@ -6288,7 +6481,6 @@
                 <w:sz w:val="28"/>
                 <w:szCs w:val="28"/>
               </w:rPr>
-              <w:lastRenderedPageBreak/>
               <w:t>Updated_at</w:t>
             </w:r>
           </w:p>
@@ -8284,6 +8476,7 @@
                 <w:sz w:val="28"/>
                 <w:szCs w:val="28"/>
               </w:rPr>
+              <w:lastRenderedPageBreak/>
               <w:t>Deleted_at</w:t>
             </w:r>
           </w:p>
@@ -8387,7 +8580,6 @@
                 <w:sz w:val="28"/>
                 <w:szCs w:val="28"/>
               </w:rPr>
-              <w:lastRenderedPageBreak/>
               <w:t xml:space="preserve">Id </w:t>
             </w:r>
           </w:p>

--- a/db/Construction Management Databases.docx
+++ b/db/Construction Management Databases.docx
@@ -1342,8 +1342,6 @@
               </w:rPr>
               <w:t>comment</w:t>
             </w:r>
-            <w:bookmarkStart w:id="0" w:name="_GoBack"/>
-            <w:bookmarkEnd w:id="0"/>
           </w:p>
         </w:tc>
       </w:tr>
@@ -3196,8 +3194,378 @@
                 <w:sz w:val="28"/>
                 <w:szCs w:val="28"/>
               </w:rPr>
+              <w:t>Photo</w:t>
+            </w:r>
+          </w:p>
+        </w:tc>
+        <w:tc>
+          <w:tcPr>
+            <w:tcW w:w="3109" w:type="dxa"/>
+          </w:tcPr>
+          <w:p>
+            <w:pPr>
+              <w:pStyle w:val="ListParagraph"/>
+              <w:ind w:left="0"/>
+              <w:rPr>
+                <w:sz w:val="28"/>
+                <w:szCs w:val="28"/>
+              </w:rPr>
+            </w:pPr>
+            <w:r>
+              <w:rPr>
+                <w:sz w:val="28"/>
+                <w:szCs w:val="28"/>
+              </w:rPr>
+              <w:t>varchar</w:t>
+            </w:r>
+          </w:p>
+        </w:tc>
+        <w:tc>
+          <w:tcPr>
+            <w:tcW w:w="3043" w:type="dxa"/>
+          </w:tcPr>
+          <w:p>
+            <w:pPr>
+              <w:pStyle w:val="ListParagraph"/>
+              <w:ind w:left="0"/>
+              <w:rPr>
+                <w:sz w:val="28"/>
+                <w:szCs w:val="28"/>
+              </w:rPr>
+            </w:pPr>
+          </w:p>
+        </w:tc>
+      </w:tr>
+      <w:tr>
+        <w:tc>
+          <w:tcPr>
+            <w:tcW w:w="3198" w:type="dxa"/>
+          </w:tcPr>
+          <w:p>
+            <w:pPr>
+              <w:pStyle w:val="ListParagraph"/>
+              <w:ind w:left="0"/>
+              <w:rPr>
+                <w:sz w:val="28"/>
+                <w:szCs w:val="28"/>
+              </w:rPr>
+            </w:pPr>
+            <w:r>
+              <w:rPr>
+                <w:sz w:val="28"/>
+                <w:szCs w:val="28"/>
+              </w:rPr>
+              <w:t>Basic salary</w:t>
+            </w:r>
+          </w:p>
+        </w:tc>
+        <w:tc>
+          <w:tcPr>
+            <w:tcW w:w="3109" w:type="dxa"/>
+          </w:tcPr>
+          <w:p>
+            <w:pPr>
+              <w:pStyle w:val="ListParagraph"/>
+              <w:ind w:left="0"/>
+              <w:rPr>
+                <w:sz w:val="28"/>
+                <w:szCs w:val="28"/>
+              </w:rPr>
+            </w:pPr>
+            <w:r>
+              <w:rPr>
+                <w:sz w:val="28"/>
+                <w:szCs w:val="28"/>
+              </w:rPr>
+              <w:t>decimal</w:t>
+            </w:r>
+          </w:p>
+        </w:tc>
+        <w:tc>
+          <w:tcPr>
+            <w:tcW w:w="3043" w:type="dxa"/>
+          </w:tcPr>
+          <w:p>
+            <w:pPr>
+              <w:pStyle w:val="ListParagraph"/>
+              <w:ind w:left="0"/>
+              <w:rPr>
+                <w:sz w:val="28"/>
+                <w:szCs w:val="28"/>
+              </w:rPr>
+            </w:pPr>
+          </w:p>
+        </w:tc>
+      </w:tr>
+      <w:tr>
+        <w:tc>
+          <w:tcPr>
+            <w:tcW w:w="3198" w:type="dxa"/>
+          </w:tcPr>
+          <w:p>
+            <w:pPr>
+              <w:pStyle w:val="ListParagraph"/>
+              <w:ind w:left="0"/>
+              <w:rPr>
+                <w:sz w:val="28"/>
+                <w:szCs w:val="28"/>
+              </w:rPr>
+            </w:pPr>
+            <w:r>
+              <w:rPr>
+                <w:sz w:val="28"/>
+                <w:szCs w:val="28"/>
+              </w:rPr>
+              <w:t>Joining date</w:t>
+            </w:r>
+          </w:p>
+        </w:tc>
+        <w:tc>
+          <w:tcPr>
+            <w:tcW w:w="3109" w:type="dxa"/>
+          </w:tcPr>
+          <w:p>
+            <w:pPr>
+              <w:pStyle w:val="ListParagraph"/>
+              <w:ind w:left="0"/>
+              <w:rPr>
+                <w:sz w:val="28"/>
+                <w:szCs w:val="28"/>
+              </w:rPr>
+            </w:pPr>
+            <w:r>
+              <w:rPr>
+                <w:sz w:val="28"/>
+                <w:szCs w:val="28"/>
+              </w:rPr>
+              <w:t>datetime</w:t>
+            </w:r>
+          </w:p>
+        </w:tc>
+        <w:tc>
+          <w:tcPr>
+            <w:tcW w:w="3043" w:type="dxa"/>
+          </w:tcPr>
+          <w:p>
+            <w:pPr>
+              <w:pStyle w:val="ListParagraph"/>
+              <w:ind w:left="0"/>
+              <w:rPr>
+                <w:sz w:val="28"/>
+                <w:szCs w:val="28"/>
+              </w:rPr>
+            </w:pPr>
+          </w:p>
+        </w:tc>
+      </w:tr>
+      <w:tr>
+        <w:tc>
+          <w:tcPr>
+            <w:tcW w:w="3198" w:type="dxa"/>
+          </w:tcPr>
+          <w:p>
+            <w:pPr>
+              <w:pStyle w:val="ListParagraph"/>
+              <w:ind w:left="0"/>
+              <w:rPr>
+                <w:sz w:val="28"/>
+                <w:szCs w:val="28"/>
+              </w:rPr>
+            </w:pPr>
+            <w:r>
+              <w:rPr>
+                <w:sz w:val="28"/>
+                <w:szCs w:val="28"/>
+              </w:rPr>
+              <w:t>Email</w:t>
+            </w:r>
+          </w:p>
+        </w:tc>
+        <w:tc>
+          <w:tcPr>
+            <w:tcW w:w="3109" w:type="dxa"/>
+          </w:tcPr>
+          <w:p>
+            <w:pPr>
+              <w:pStyle w:val="ListParagraph"/>
+              <w:ind w:left="0"/>
+              <w:rPr>
+                <w:sz w:val="28"/>
+                <w:szCs w:val="28"/>
+              </w:rPr>
+            </w:pPr>
+            <w:r>
+              <w:rPr>
+                <w:sz w:val="28"/>
+                <w:szCs w:val="28"/>
+              </w:rPr>
+              <w:t>varchar</w:t>
+            </w:r>
+          </w:p>
+        </w:tc>
+        <w:tc>
+          <w:tcPr>
+            <w:tcW w:w="3043" w:type="dxa"/>
+          </w:tcPr>
+          <w:p>
+            <w:pPr>
+              <w:pStyle w:val="ListParagraph"/>
+              <w:ind w:left="0"/>
+              <w:rPr>
+                <w:sz w:val="28"/>
+                <w:szCs w:val="28"/>
+              </w:rPr>
+            </w:pPr>
+          </w:p>
+        </w:tc>
+      </w:tr>
+      <w:tr>
+        <w:tc>
+          <w:tcPr>
+            <w:tcW w:w="3198" w:type="dxa"/>
+          </w:tcPr>
+          <w:p>
+            <w:pPr>
+              <w:pStyle w:val="ListParagraph"/>
+              <w:ind w:left="0"/>
+              <w:rPr>
+                <w:sz w:val="28"/>
+                <w:szCs w:val="28"/>
+              </w:rPr>
+            </w:pPr>
+            <w:r>
+              <w:rPr>
+                <w:sz w:val="28"/>
+                <w:szCs w:val="28"/>
+              </w:rPr>
+              <w:t>Bank account</w:t>
+            </w:r>
+          </w:p>
+        </w:tc>
+        <w:tc>
+          <w:tcPr>
+            <w:tcW w:w="3109" w:type="dxa"/>
+          </w:tcPr>
+          <w:p>
+            <w:pPr>
+              <w:pStyle w:val="ListParagraph"/>
+              <w:ind w:left="0"/>
+              <w:rPr>
+                <w:sz w:val="28"/>
+                <w:szCs w:val="28"/>
+              </w:rPr>
+            </w:pPr>
+            <w:r>
+              <w:rPr>
+                <w:sz w:val="28"/>
+                <w:szCs w:val="28"/>
+              </w:rPr>
+              <w:t>varchar</w:t>
+            </w:r>
+          </w:p>
+        </w:tc>
+        <w:tc>
+          <w:tcPr>
+            <w:tcW w:w="3043" w:type="dxa"/>
+          </w:tcPr>
+          <w:p>
+            <w:pPr>
+              <w:pStyle w:val="ListParagraph"/>
+              <w:ind w:left="0"/>
+              <w:rPr>
+                <w:sz w:val="28"/>
+                <w:szCs w:val="28"/>
+              </w:rPr>
+            </w:pPr>
+          </w:p>
+        </w:tc>
+      </w:tr>
+      <w:tr>
+        <w:tc>
+          <w:tcPr>
+            <w:tcW w:w="3198" w:type="dxa"/>
+          </w:tcPr>
+          <w:p>
+            <w:pPr>
+              <w:pStyle w:val="ListParagraph"/>
+              <w:ind w:left="0"/>
+              <w:rPr>
+                <w:sz w:val="28"/>
+                <w:szCs w:val="28"/>
+              </w:rPr>
+            </w:pPr>
+            <w:r>
+              <w:rPr>
+                <w:sz w:val="28"/>
+                <w:szCs w:val="28"/>
+              </w:rPr>
+              <w:t>Experience</w:t>
+            </w:r>
+          </w:p>
+        </w:tc>
+        <w:tc>
+          <w:tcPr>
+            <w:tcW w:w="3109" w:type="dxa"/>
+          </w:tcPr>
+          <w:p>
+            <w:pPr>
+              <w:pStyle w:val="ListParagraph"/>
+              <w:ind w:left="0"/>
+              <w:rPr>
+                <w:sz w:val="28"/>
+                <w:szCs w:val="28"/>
+              </w:rPr>
+            </w:pPr>
+            <w:r>
+              <w:rPr>
+                <w:sz w:val="28"/>
+                <w:szCs w:val="28"/>
+              </w:rPr>
+              <w:t>number</w:t>
+            </w:r>
+            <w:bookmarkStart w:id="0" w:name="_GoBack"/>
+            <w:bookmarkEnd w:id="0"/>
+          </w:p>
+        </w:tc>
+        <w:tc>
+          <w:tcPr>
+            <w:tcW w:w="3043" w:type="dxa"/>
+          </w:tcPr>
+          <w:p>
+            <w:pPr>
+              <w:pStyle w:val="ListParagraph"/>
+              <w:ind w:left="0"/>
+              <w:rPr>
+                <w:sz w:val="28"/>
+                <w:szCs w:val="28"/>
+              </w:rPr>
+            </w:pPr>
+          </w:p>
+        </w:tc>
+      </w:tr>
+      <w:tr>
+        <w:tc>
+          <w:tcPr>
+            <w:tcW w:w="3198" w:type="dxa"/>
+          </w:tcPr>
+          <w:p>
+            <w:pPr>
+              <w:pStyle w:val="ListParagraph"/>
+              <w:ind w:left="0"/>
+              <w:rPr>
+                <w:sz w:val="28"/>
+                <w:szCs w:val="28"/>
+              </w:rPr>
+            </w:pPr>
+            <w:proofErr w:type="spellStart"/>
+            <w:r>
+              <w:rPr>
+                <w:sz w:val="28"/>
+                <w:szCs w:val="28"/>
+              </w:rPr>
               <w:t>Created_at</w:t>
             </w:r>
+            <w:proofErr w:type="spellEnd"/>
           </w:p>
         </w:tc>
         <w:tc>
@@ -3818,6 +4186,7 @@
                 <w:sz w:val="28"/>
                 <w:szCs w:val="28"/>
               </w:rPr>
+              <w:lastRenderedPageBreak/>
               <w:t>Deleted_at</w:t>
             </w:r>
           </w:p>
@@ -4133,7 +4502,6 @@
                 <w:sz w:val="28"/>
                 <w:szCs w:val="28"/>
               </w:rPr>
-              <w:lastRenderedPageBreak/>
               <w:t>Title</w:t>
             </w:r>
           </w:p>
@@ -6004,6 +6372,7 @@
                 <w:sz w:val="28"/>
                 <w:szCs w:val="28"/>
               </w:rPr>
+              <w:lastRenderedPageBreak/>
               <w:t>Deleted_at</w:t>
             </w:r>
           </w:p>
@@ -6297,7 +6666,6 @@
                 <w:sz w:val="28"/>
                 <w:szCs w:val="28"/>
               </w:rPr>
-              <w:lastRenderedPageBreak/>
               <w:t>Email</w:t>
             </w:r>
           </w:p>
@@ -8103,6 +8471,7 @@
                 <w:sz w:val="28"/>
                 <w:szCs w:val="28"/>
               </w:rPr>
+              <w:lastRenderedPageBreak/>
               <w:t>Category</w:t>
             </w:r>
           </w:p>
@@ -8476,7 +8845,6 @@
                 <w:sz w:val="28"/>
                 <w:szCs w:val="28"/>
               </w:rPr>
-              <w:lastRenderedPageBreak/>
               <w:t>Deleted_at</w:t>
             </w:r>
           </w:p>
